--- a/downloads/documents/04 Units/Unit 07 - Capstone - Launch Career Readiness and FACS Shark Tank/Unit 07 - Capstone - Launch Career Readiness and FACS Shark Tank.docx
+++ b/downloads/documents/04 Units/Unit 07 - Capstone - Launch Career Readiness and FACS Shark Tank/Unit 07 - Capstone - Launch Career Readiness and FACS Shark Tank.docx
@@ -5430,7 +5430,7 @@
         <w:t xml:space="preserve"> </w:t>
       </w:r>
       <w:r>
-        <w:t xml:space="preserve">the picture panel template for all five panels, offered to every team and not assigned to one; customer interviews conducted and recorded in Turkish, Portuguese, or Spanish with one line translated for panel 3, and a quote left in the customer’s own language scored at the same level; sentence starters in all four languages for the six pitch parts, the three interview questions, the break-even sentence, and the module sentence, all to be verified by a native speaker;</w:t>
+        <w:t xml:space="preserve">the picture panel template for all five panels, offered to every team and not assigned to one; customer interviews conducted and recorded in Spanish with one line translated for panel 3, and a quote left in the customer’s own language scored at the same level; sentence starters in English and Spanish for the six pitch parts, the three interview questions, the break-even sentence, and the module sentence, all to be verified by a native speaker;</w:t>
       </w:r>
       <w:r>
         <w:t xml:space="preserve"> </w:t>
@@ -7635,7 +7635,7 @@
         <w:t xml:space="preserve">Vocabulary 07.md</w:t>
       </w:r>
       <w:r>
-        <w:t xml:space="preserve">: 45 Tier 3 words with a one-line student definition and columns for Turkish, Portuguese, and Spanish, to be checked by a native speaker, plus sentence starters in all four languages for the three-part answer, a STAR story, giving interview feedback, and the six-part pitch.</w:t>
+        <w:t xml:space="preserve">: 45 Tier 3 words with a one-line student definition and a Spanish column, to be checked by a native speaker, plus sentence starters in English and Spanish for the three-part answer, a STAR story, giving interview feedback, and the six-part pitch.</w:t>
       </w:r>
     </w:p>
     <w:p>
@@ -7643,7 +7643,7 @@
         <w:pStyle w:val="BodyText"/>
       </w:pPr>
       <w:r>
-        <w:t xml:space="preserve">Two notes specific to this unit’s vocabulary. First, the business terms are the ones most likely to differ by country: what one country calls margin, another calls the difference, and break-even has no single everyday word in every language. The English term stays on every card because students will see the English word on a real job application, a real resume template, and a real price sheet. Second, my original vocabulary cards for the interview lesson were already translated into Turkish, Portuguese, and Spanish for my students, and those words are folded into this file.</w:t>
+        <w:t xml:space="preserve">Two notes specific to this unit’s vocabulary. First, the business terms are the ones most likely to differ by country: what one country calls margin, another calls the difference, and break-even has no single everyday word in every language. The English term stays on every card because students will see the English word on a real job application, a real resume template, and a real price sheet. Second, my original vocabulary cards for the interview lesson were already translated into Spanish for my students, and those words are folded into this file.</w:t>
       </w:r>
     </w:p>
     <w:sectPr>

--- a/downloads/documents/04 Units/Unit 07 - Capstone - Launch Career Readiness and FACS Shark Tank/Unit 07 - Capstone - Launch Career Readiness and FACS Shark Tank.docx
+++ b/downloads/documents/04 Units/Unit 07 - Capstone - Launch Career Readiness and FACS Shark Tank/Unit 07 - Capstone - Launch Career Readiness and FACS Shark Tank.docx
@@ -284,7 +284,7 @@
         <w:t xml:space="preserve"> </w:t>
       </w:r>
       <w:r>
-        <w:t xml:space="preserve">module’s employability and career lines. Unit 2 introduced most of them in December; this unit is where they get performed. The crosswalk assigns IGLR 3. d) and 5. b) to U7 as primary, and 1. c), 2. d), 3. a), 3. b), 3. c), 4. b), and 5. a) to U7 as the second teaching.</w:t>
+        <w:t xml:space="preserve">module’s employability and career lines. Unit 2 introduced most of them in December; this unit is where they get performed. The crosswalk assigns IGLR 3. d) and 5. b) to U7 as primary, and 1. c), 2. d), 3. a), 3. c), and 5. a) to U7 as the second teaching. This unit also performs 3. b) and 4. b), which the crosswalk assigns to Units 0 and 2.</w:t>
       </w:r>
     </w:p>
     <w:tbl>
@@ -786,7 +786,7 @@
               <w:jc w:val="left"/>
             </w:pPr>
             <w:r>
-              <w:t xml:space="preserve">Lesson 7.12 (the reflection’s career line; the folder holds all seven careers self-checks)</w:t>
+              <w:t xml:space="preserve">Lesson 7.12 (the reflection’s career line; the folder holds all six careers self-checks)</w:t>
             </w:r>
           </w:p>
         </w:tc>
@@ -879,7 +879,7 @@
         <w:t xml:space="preserve"> </w:t>
       </w:r>
       <w:r>
-        <w:t xml:space="preserve">Every content module has a Career Pathways topic and this course taught one careers lesson per unit. Those lines are taught in their own units; this unit is where the seven self-checks in the FACS folder get read together, in Lessons 7.1 and 7.12. The lines and their homes:</w:t>
+        <w:t xml:space="preserve">Every content module has a Career Pathways topic and this course taught one careers lesson per unit. Those lines are taught in their own units; this unit is where the six self-checks in the FACS folder get read together, in Lessons 7.1 and 7.12. The lines and their homes:</w:t>
       </w:r>
     </w:p>
     <w:tbl>
@@ -1384,7 +1384,7 @@
         <w:t xml:space="preserve"> </w:t>
       </w:r>
       <w:r>
-        <w:t xml:space="preserve">This unit takes no new line from HDR, ATPD, EDM, N&amp;W, or FSP. It performs IGLR lines and it collects the six modules’ careers work. The crosswalk’s coverage table marks U7 secondary on IGLR, HDR, EDM, N&amp;W, and FSP, and the secondary marks are exactly the reading-together described above plus</w:t>
+        <w:t xml:space="preserve">This unit takes no new line from HDR, ATPD, EDM, N&amp;W, or FSP. It performs IGLR lines and it collects the six modules’ careers work. The crosswalk’s coverage table marks U7 secondary on IGLR, HDR, EDM, N&amp;W, and FSP, and the secondary marks are the reading-together described above plus</w:t>
       </w:r>
       <w:r>
         <w:t xml:space="preserve"> </w:t>
@@ -1396,7 +1396,7 @@
         <w:t xml:space="preserve">HDR 2. e) Assess the impact of first impressions on the development of relationships in social and work settings</w:t>
       </w:r>
       <w:r>
-        <w:t xml:space="preserve">, which Lesson 7.5’s handshake and greeting work performs and which is cited at unit level here rather than printed on the lesson page. See Section 14.</w:t>
+        <w:t xml:space="preserve">, which Lesson 7.5’s handshake and greeting work performs and which is cited at unit level here rather than printed on the lesson page.</w:t>
       </w:r>
     </w:p>
     <w:p>
@@ -1445,7 +1445,7 @@
         <w:t xml:space="preserve"> </w:t>
       </w:r>
       <w:r>
-        <w:t xml:space="preserve">and a mock interview with a scored feedback sheet is that line word for word. CCO 4. a) and 4. b) are Lesson 7.12’s reading of the seven careers self-checks; 4. d) is the grade 8 stretch in Lesson 7.12. CCO 1. The Work World a) and b) are Lesson 7.6, where a business is defined as a problem somebody pays to solve and work is what gets paid for. CCO 5. c) is the option, built into</w:t>
+        <w:t xml:space="preserve">and a mock interview with a scored feedback sheet is that line word for word. CCO 4. a) and 4. b) are Lesson 7.12’s reading of the six careers self-checks; 4. d) is the grade 8 stretch in Lesson 7.12. CCO 1. The Work World a) and b) are Lesson 7.6, where a business is defined as a problem somebody pays to solve and work is what gets paid for. CCO 5. c) is the option, built into</w:t>
       </w:r>
       <w:r>
         <w:t xml:space="preserve"> </w:t>
@@ -3785,7 +3785,7 @@
         <w:rPr>
           <w:b/>
         </w:rPr>
-        <w:t xml:space="preserve">Unit-level citation: no lesson page prints this line. See Section 14.</w:t>
+        <w:t xml:space="preserve">Unit-level citation: no lesson page prints this line.</w:t>
       </w:r>
     </w:p>
     <w:p>
@@ -4208,7 +4208,7 @@
         <w:rPr>
           <w:b/>
         </w:rPr>
-        <w:t xml:space="preserve">Unit-level citation; no lesson page prints this line. See Section 14</w:t>
+        <w:t xml:space="preserve">Unit-level citation; no lesson page prints this line.</w:t>
       </w:r>
     </w:p>
     <w:p>
@@ -4229,7 +4229,7 @@
         <w:rPr>
           <w:b/>
         </w:rPr>
-        <w:t xml:space="preserve">Unit-level citation. See Section 14</w:t>
+        <w:t xml:space="preserve">Unit-level citation.</w:t>
       </w:r>
     </w:p>
     <w:p>
@@ -4261,7 +4261,7 @@
         <w:rPr>
           <w:b/>
         </w:rPr>
-        <w:t xml:space="preserve">Unit-level citation; no lesson page prints this line. See Section 14</w:t>
+        <w:t xml:space="preserve">Unit-level citation; no lesson page prints this line.</w:t>
       </w:r>
     </w:p>
     <w:p>
@@ -4305,7 +4305,7 @@
         <w:rPr>
           <w:b/>
         </w:rPr>
-        <w:t xml:space="preserve">Unit-level citation; offered, not required. See Section 14</w:t>
+        <w:t xml:space="preserve">Unit-level citation; offered, not required.</w:t>
       </w:r>
     </w:p>
     <w:p>
@@ -4669,7 +4669,7 @@
         <w:rPr>
           <w:b/>
         </w:rPr>
-        <w:t xml:space="preserve">Unit-level citation; see Section 14</w:t>
+        <w:t xml:space="preserve">Unit-level citation</w:t>
       </w:r>
       <w:r>
         <w:t xml:space="preserve">)</w:t>
@@ -4702,7 +4702,7 @@
         <w:rPr>
           <w:b/>
         </w:rPr>
-        <w:t xml:space="preserve">Unit-level citation; see Section 14</w:t>
+        <w:t xml:space="preserve">Unit-level citation</w:t>
       </w:r>
       <w:r>
         <w:t xml:space="preserve">)</w:t>
@@ -6560,7 +6560,7 @@
               <w:jc w:val="left"/>
             </w:pPr>
             <w:r>
-              <w:t xml:space="preserve">About 22 pages per student across the unit (the two-page resume template and worked example, the interview feedback sheets at three per student, the audience scoring sheet, the portfolio checklist and reflection), plus 40 judge sheets and one running order</w:t>
+              <w:t xml:space="preserve">About 22 pages per student across the unit (the two-page resume template and worked example, the interview feedback sheets at one per student, the audience scoring sheet, the portfolio checklist and reflection), plus 40 judge sheets and one running order</w:t>
             </w:r>
           </w:p>
         </w:tc>
@@ -7035,7 +7035,7 @@
         <w:t xml:space="preserve"> </w:t>
       </w:r>
       <w:r>
-        <w:t xml:space="preserve">Three pieces of real writing in twelve days. Tell the ELA teacher in May which week the resume, the pitch, and the reflection happen. The resume is a compressed claim with evidence and no adjectives; the pitch is persuasion inside a hard time limit; the reflection is a claim supported by evidence the student is physically holding. FACS gives ELA authentic writing with a real audience and a real deadline; ELA gives FACS the revision language students already know and, if willing, one period of the resume conference rotation, which doubles how many students get a two-minute conference.</w:t>
+        <w:t xml:space="preserve">Three pieces of real writing in thirteen days. Tell the ELA teacher in May which week the resume, the pitch, and the reflection happen. The resume is a compressed claim with evidence and no adjectives; the pitch is persuasion inside a hard time limit; the reflection is a claim supported by evidence the student is physically holding. FACS gives ELA authentic writing with a real audience and a real deadline; ELA gives FACS the revision language students already know and, if willing, one period of the resume conference rotation, which doubles how many students get a two-minute conference.</w:t>
       </w:r>
     </w:p>
     <w:p>
@@ -7404,7 +7404,7 @@
         <w:t xml:space="preserve">“</w:t>
       </w:r>
       <w:r>
-        <w:t xml:space="preserve">45 minutes on [date] at [time] to hear ten teams of eighth graders pitch a business they built, and to ask each one question. You will get a one-page briefing and a score sheet. You do not need to prepare anything.</w:t>
+        <w:t xml:space="preserve">45 minutes on [date] at [time] to hear ten teams of middle schoolers pitch a business they built, and to ask each one question. You will get a one-page briefing and a score sheet. You do not need to prepare anything.</w:t>
       </w:r>
       <w:r>
         <w:t xml:space="preserve">”</w:t>

--- a/downloads/documents/04 Units/Unit 07 - Capstone - Launch Career Readiness and FACS Shark Tank/Unit 07 - Capstone - Launch Career Readiness and FACS Shark Tank.docx
+++ b/downloads/documents/04 Units/Unit 07 - Capstone - Launch Career Readiness and FACS Shark Tank/Unit 07 - Capstone - Launch Career Readiness and FACS Shark Tank.docx
@@ -217,7 +217,7 @@
         <w:pStyle w:val="FirstParagraph"/>
       </w:pPr>
       <w:r>
-        <w:t xml:space="preserve">I have sat on both sides of the interview table. I have been the one sweating in the chair and I have been the one doing the hiring. I have a degree in Corporate Innovation and Entrepreneurship and an MBA. I did business development at a software company, I held a financial services license, and I ran food and beverage at a hotel where every week ended with somebody explaining a number out loud. I also designed and coded a web app, ClassroomStreet, by myself, and my own students used it to practice budgeting with real expenses. So when I tell a thirteen-year-old that the way you talk about yourself is a skill and not a personality trait, I am not reading it off a slide.</w:t>
+        <w:t xml:space="preserve">I have sat on both sides of the interview table. I have been the one sweating in the chair and I have been the one doing the hiring. I have a degree in Corporate Innovation and Entrepreneurship and an MBA. I did business development at a software company, I held a financial services license, and I ran food and beverage at a hotel where every week ended with somebody explaining a number out loud. I also designed and coded a financial simulation web app by myself, and my own students used it to practice budgeting with real expenses. So when I tell a thirteen-year-old that the way you talk about yourself is a skill and not a personality trait, I am not reading it off a slide.</w:t>
       </w:r>
     </w:p>
     <w:p>
